--- a/documents/Haverton Recruitment/6 Temporary Staffing Drafts/Assignment Confirmation.docx
+++ b/documents/Haverton Recruitment/6 Temporary Staffing Drafts/Assignment Confirmation.docx
@@ -1399,7 +1399,7 @@
         <w:sz w:val="16"/>
         <w:szCs w:val="16"/>
       </w:rPr>
-      <w:t xml:space="preserve">NOT FOR USE until the Go Live Gate is signed | Draft for solicitor review | Version 1.0 | Page </w:t>
+      <w:t xml:space="preserve">NOT FOR USE until the Go Live Gate is signed | Draft for solicitor review | Version 1.1 | Page </w:t>
     </w:r>
     <w:r>
       <w:rPr>
